--- a/fra/docx/66.content.docx
+++ b/fra/docx/66.content.docx
@@ -28,22 +28,6 @@
       </w:r>
     </w:p>
     <w:p>
-      <w:pPr>
-        <w:pStyle w:val="Heading2"/>
-      </w:pPr>
-      <w:r>
-        <w:rPr>
-          <w:lang w:val="fr_FR" w:bidi="fr_FR"/>
-        </w:rPr>
-        <w:t>License Information</w:t>
-      </w:r>
-      <w:r>
-        <w:rPr>
-          <w:lang w:val="fr_FR" w:bidi="fr_FR"/>
-        </w:rPr>
-      </w:r>
-    </w:p>
-    <w:p>
       <w:pPr/>
       <w:r>
         <w:rPr>
@@ -55,86 +39,25 @@
           <w:b/>
           <w:lang w:val="fr_FR" w:bidi="fr_FR"/>
         </w:rPr>
-        <w:t>Notes d'étude (Biblica)</w:t>
-      </w:r>
-      <w:r>
-        <w:rPr>
-          <w:lang w:val="fr_FR" w:bidi="fr_FR"/>
-        </w:rPr>
-        <w:t xml:space="preserve"> (French) is based on</w:t>
-      </w:r>
-      <w:r>
-        <w:rPr>
-          <w:lang w:val="fr_FR" w:bidi="fr_FR"/>
-        </w:rPr>
-        <w:t xml:space="preserve">: </w:t>
-      </w:r>
-      <w:r>
-        <w:rPr>
-          <w:lang w:val="fr_FR" w:bidi="fr_FR"/>
-        </w:rPr>
         <w:t>Biblica Study Notes</w:t>
       </w:r>
       <w:r>
         <w:rPr>
           <w:lang w:val="fr_FR" w:bidi="fr_FR"/>
         </w:rPr>
-        <w:t xml:space="preserve">, </w:t>
-      </w:r>
-      <w:hyperlink r:id="rId13">
-        <w:r>
-          <w:rPr>
-            <w:lang w:val="fr_FR" w:bidi="fr_FR"/>
-          </w:rPr>
-          <w:rPr>
-            <w:color w:val="0000EE"/>
-            <w:u w:val="single"/>
-          </w:rPr>
-          <w:t>Biblica Inc.</w:t>
-        </w:r>
-      </w:hyperlink>
-      <w:r>
-        <w:rPr>
-          <w:lang w:val="fr_FR" w:bidi="fr_FR"/>
-        </w:rPr>
-        <w:t xml:space="preserve">, 2023, which is licensed under a </w:t>
-      </w:r>
-      <w:hyperlink r:id="rId14">
-        <w:r>
-          <w:rPr>
-            <w:lang w:val="fr_FR" w:bidi="fr_FR"/>
-          </w:rPr>
-          <w:rPr>
-            <w:color w:val="0000EE"/>
-            <w:u w:val="single"/>
-          </w:rPr>
-          <w:t>CC BY-SA 4.0 license</w:t>
-        </w:r>
-      </w:hyperlink>
-      <w:r>
-        <w:rPr>
-          <w:lang w:val="fr_FR" w:bidi="fr_FR"/>
-        </w:rPr>
-        <w:t>.</w:t>
-      </w:r>
-      <w:r>
-        <w:rPr>
-          <w:lang w:val="fr_FR" w:bidi="fr_FR"/>
-        </w:rPr>
-      </w:r>
-    </w:p>
-    <w:p>
-      <w:pPr/>
-      <w:r>
-        <w:rPr>
-          <w:lang w:val="fr_FR" w:bidi="fr_FR"/>
-        </w:rPr>
-      </w:r>
-      <w:r>
-        <w:rPr>
-          <w:lang w:val="fr_FR" w:bidi="fr_FR"/>
-        </w:rPr>
-        <w:t>This PDF version is provided under the same license.</w:t>
+        <w:t xml:space="preserve"> © 2023 Biblica Inc. Released under CC BY-SA 4.0 license. </w:t>
+      </w:r>
+      <w:r>
+        <w:rPr>
+          <w:lang w:val="fr_FR" w:bidi="fr_FR"/>
+        </w:rPr>
+        <w:t>Biblica Study Notes</w:t>
+      </w:r>
+      <w:r>
+        <w:rPr>
+          <w:lang w:val="fr_FR" w:bidi="fr_FR"/>
+        </w:rPr>
+        <w:t xml:space="preserve"> has been adapted in the following languages: Tok Pisin, Arabic (عربي), French (Français), Hindi (हिंदी), Indonesian (Bahasa Indonesia), Portuguese (Português), Russian (Русский), Spanish (Español), Swahili (Kiswahili), and Simplified Chinese (简体中文)from Biblica Study Notes © 2023 Biblica Inc. Released under CC BY-SA 4.0 license by Mission Mutual</w:t>
       </w:r>
       <w:r>
         <w:rPr>

--- a/fra/docx/66.content.docx
+++ b/fra/docx/66.content.docx
@@ -116,26 +116,6 @@
           <w:lang w:val="fr_FR" w:bidi="fr_FR"/>
         </w:rPr>
         <w:t>REV</w:t>
-      </w:r>
-      <w:r>
-        <w:rPr>
-          <w:lang w:val="fr_FR" w:bidi="fr_FR"/>
-        </w:rPr>
-      </w:r>
-    </w:p>
-    <w:p>
-      <w:pPr/>
-      <w:r>
-        <w:rPr>
-          <w:lang w:val="fr_FR" w:bidi="fr_FR"/>
-        </w:rPr>
-      </w:r>
-      <w:r>
-        <w:rPr>
-          <w:i/>
-          <w:lang w:val="fr_FR" w:bidi="fr_FR"/>
-        </w:rPr>
-        <w:t>Apocalypse 1.1–8, Apocalypse 1.9–20, Apocalypse 2.1–17, Apocalypse 2.18–3.6, Apocalypse 3.7–22, Apocalypse 4.1–11, Apocalypse 5.1–14, Apocalypse 6.1–8, Apocalypse 6:9–17, Apocalypse 7.1–17, Apocalypse 8.1–5, Apocalypse 8.6–13, Apocalypse 9.1–12, Apocalypse 9.13–21, Apocalypse 10.1–11, Apocalypse 11.1–14, Apocalypse 11.15–19, Apocalypse 12.1–17, Apocalypse 13.1–18, Apocalypse 14.1–5, Apocalypse 14.6–13, Apocalypse 14.14–20, Apocalypse 15.1–8, Apocalypse 16.1–21, Apocalypse 17.1–18, Apocalypse 18.1–24, Apocalypse 19.1–10, Apocalypse 19.11–21, Apocalypse 20:1–15, Apocalypse 21.1–8, Apocalypse 21.9–21, Apocalypse 21.22–22.5, Apocalypse 22.6–21</w:t>
       </w:r>
       <w:r>
         <w:rPr>

--- a/fra/docx/66.content.docx
+++ b/fra/docx/66.content.docx
@@ -19,7 +19,7 @@
         <w:rPr>
           <w:lang w:val="fr_FR" w:bidi="fr_FR"/>
         </w:rPr>
-        <w:t>Resource: Notes d'étude (Biblica)</w:t>
+        <w:t>Resource: Biblica Study Notes</w:t>
       </w:r>
       <w:r>
         <w:rPr>
@@ -78,7 +78,7 @@
         <w:rPr>
           <w:lang w:val="fr_FR" w:bidi="fr_FR"/>
         </w:rPr>
-        <w:t>Notes d'étude (Biblica)</w:t>
+        <w:t>Biblica Study Notes</w:t>
       </w:r>
     </w:p>
     <w:p>
